--- a/docs/capacitacion/guion youtube/modulo-2-teoria-con-mas-detalle/video-3-aprendizaje-por-transferencia/modulo-2-video-3-aprendizaje-por-transferencia-natural.docx
+++ b/docs/capacitacion/guion youtube/modulo-2-teoria-con-mas-detalle/video-3-aprendizaje-por-transferencia/modulo-2-video-3-aprendizaje-por-transferencia-natural.docx
@@ -53,7 +53,7 @@
     </w:p>
     <w:p>
       <w:r>
-        <w:t>En pantalla están los números del problema. A la izquierda, una red con 43.9 millones de pesos. A la derecha, nuestras fotos. En el cuaderno de entrenamiento que usamos de ejemplo, son cuatro fotos de fluorescencia con 258 espermatozoides etiquetados. Luego revisamos esos números con calma. Por ahora quedémonos con la desproporción. Muchísimos pesos. Muy pocos ejemplos.</w:t>
+        <w:t>En pantalla están los números del problema. A la izquierda, una red con 43.9 millones de pesos. A la derecha, nuestros datos, los del cuaderno de entrenamiento que usamos de ejemplo. Cuatro fotos de fluorescencia con 258 espermatozoides etiquetados. De ellos, 163 se usan para entrenar y 64 para validar. Luego revisamos esos números con calma. Por ahora quedémonos con la desproporción. Muchísimos pesos. Muy pocos ejemplos.</w:t>
       </w:r>
     </w:p>
     <w:p>
